--- a/worksheets/MS_L4_TopTrumps_Worksheet.docx
+++ b/worksheets/MS_L4_TopTrumps_Worksheet.docx
@@ -522,7 +522,7 @@
                 <w:sz w:val="21"/>
                 <w:szCs w:val="21"/>
               </w:rPr>
-              <w:t xml:space="preserve">What are the differences between secondary storage devices?</w:t>
+              <w:t xml:space="preserve">You are buying storage for a school trip camera. Write the five questions you would ask before choosing.</w:t>
             </w:r>
           </w:p>
           <w:tbl>
